--- a/docs/CryptoAnomalyGroup_Version_Control_DBLab.pdf.docx
+++ b/docs/CryptoAnomalyGroup_Version_Control_DBLab.pdf.docx
@@ -204,6 +204,7 @@
           <w:szCs w:val="28"/>
         </w:rPr>
       </w:pPr>
+      <w:proofErr w:type="spellStart"/>
       <w:r>
         <w:rPr>
           <w:rFonts w:asciiTheme="majorBidi" w:hAnsiTheme="majorBidi" w:cstheme="majorBidi"/>
@@ -212,7 +213,18 @@
           <w:sz w:val="28"/>
           <w:szCs w:val="28"/>
         </w:rPr>
-        <w:t>Github Repo Link:</w:t>
+        <w:t>Github</w:t>
+      </w:r>
+      <w:proofErr w:type="spellEnd"/>
+      <w:r>
+        <w:rPr>
+          <w:rFonts w:asciiTheme="majorBidi" w:hAnsiTheme="majorBidi" w:cstheme="majorBidi"/>
+          <w:b/>
+          <w:bCs/>
+          <w:sz w:val="28"/>
+          <w:szCs w:val="28"/>
+        </w:rPr>
+        <w:t xml:space="preserve"> Repo Link:</w:t>
       </w:r>
       <w:r>
         <w:t xml:space="preserve"> </w:t>
@@ -1600,6 +1612,149 @@
           </w:p>
         </w:tc>
       </w:tr>
+      <w:tr>
+        <w:trPr>
+          <w:trHeight w:val="1396"/>
+        </w:trPr>
+        <w:tc>
+          <w:tcPr>
+            <w:tcW w:w="2611" w:type="dxa"/>
+          </w:tcPr>
+          <w:p>
+            <w:pPr>
+              <w:jc w:val="center"/>
+              <w:rPr>
+                <w:rFonts w:asciiTheme="majorBidi" w:hAnsiTheme="majorBidi" w:cstheme="majorBidi"/>
+                <w:sz w:val="32"/>
+                <w:szCs w:val="32"/>
+              </w:rPr>
+            </w:pPr>
+            <w:r>
+              <w:rPr>
+                <w:rFonts w:asciiTheme="majorBidi" w:hAnsiTheme="majorBidi" w:cstheme="majorBidi"/>
+                <w:sz w:val="32"/>
+                <w:szCs w:val="32"/>
+              </w:rPr>
+              <w:t>Final Backend Integration &amp; Professional Refactoring</w:t>
+            </w:r>
+          </w:p>
+        </w:tc>
+        <w:tc>
+          <w:tcPr>
+            <w:tcW w:w="2611" w:type="dxa"/>
+          </w:tcPr>
+          <w:p>
+            <w:pPr>
+              <w:jc w:val="center"/>
+              <w:rPr>
+                <w:rFonts w:ascii="Calibri" w:hAnsi="Calibri" w:cs="Calibri"/>
+                <w:sz w:val="32"/>
+                <w:szCs w:val="32"/>
+              </w:rPr>
+            </w:pPr>
+          </w:p>
+          <w:p>
+            <w:pPr>
+              <w:jc w:val="center"/>
+              <w:rPr>
+                <w:rFonts w:ascii="Calibri" w:hAnsi="Calibri" w:cs="Calibri"/>
+                <w:sz w:val="32"/>
+                <w:szCs w:val="32"/>
+              </w:rPr>
+            </w:pPr>
+            <w:r>
+              <w:rPr>
+                <w:rFonts w:ascii="Calibri" w:hAnsi="Calibri" w:cs="Calibri"/>
+                <w:sz w:val="32"/>
+                <w:szCs w:val="32"/>
+              </w:rPr>
+              <w:t>Ver</w:t>
+            </w:r>
+            <w:r>
+              <w:rPr>
+                <w:rFonts w:ascii="Calibri" w:hAnsi="Calibri" w:cs="Calibri"/>
+                <w:sz w:val="32"/>
+                <w:szCs w:val="32"/>
+              </w:rPr>
+              <w:t>s</w:t>
+            </w:r>
+            <w:r>
+              <w:rPr>
+                <w:rFonts w:ascii="Calibri" w:hAnsi="Calibri" w:cs="Calibri"/>
+                <w:sz w:val="32"/>
+                <w:szCs w:val="32"/>
+              </w:rPr>
+              <w:t>ion</w:t>
+            </w:r>
+            <w:r>
+              <w:rPr>
+                <w:rFonts w:ascii="Calibri" w:hAnsi="Calibri" w:cs="Calibri"/>
+                <w:sz w:val="32"/>
+                <w:szCs w:val="32"/>
+              </w:rPr>
+              <w:t xml:space="preserve"> </w:t>
+            </w:r>
+            <w:r>
+              <w:rPr>
+                <w:rFonts w:ascii="Calibri" w:hAnsi="Calibri" w:cs="Calibri"/>
+                <w:sz w:val="32"/>
+                <w:szCs w:val="32"/>
+              </w:rPr>
+              <w:t>2.0</w:t>
+            </w:r>
+          </w:p>
+        </w:tc>
+        <w:tc>
+          <w:tcPr>
+            <w:tcW w:w="2611" w:type="dxa"/>
+          </w:tcPr>
+          <w:p>
+            <w:pPr>
+              <w:jc w:val="center"/>
+              <w:rPr>
+                <w:rFonts w:asciiTheme="majorBidi" w:hAnsiTheme="majorBidi" w:cstheme="majorBidi"/>
+                <w:b/>
+                <w:bCs/>
+                <w:sz w:val="32"/>
+                <w:szCs w:val="32"/>
+              </w:rPr>
+            </w:pPr>
+          </w:p>
+        </w:tc>
+        <w:tc>
+          <w:tcPr>
+            <w:tcW w:w="2611" w:type="dxa"/>
+          </w:tcPr>
+          <w:p>
+            <w:pPr>
+              <w:jc w:val="center"/>
+              <w:rPr>
+                <w:rFonts w:ascii="Calibri" w:hAnsi="Calibri" w:cs="Calibri"/>
+                <w:sz w:val="32"/>
+                <w:szCs w:val="32"/>
+              </w:rPr>
+            </w:pPr>
+          </w:p>
+          <w:p>
+            <w:pPr>
+              <w:jc w:val="center"/>
+              <w:rPr>
+                <w:rFonts w:ascii="Calibri" w:hAnsi="Calibri" w:cs="Calibri"/>
+                <w:sz w:val="32"/>
+                <w:szCs w:val="32"/>
+              </w:rPr>
+            </w:pPr>
+            <w:r>
+              <w:rPr>
+                <w:rFonts w:ascii="Calibri" w:hAnsi="Calibri" w:cs="Calibri"/>
+                <w:sz w:val="32"/>
+                <w:szCs w:val="32"/>
+              </w:rPr>
+              <w:t>May 31, 2026</w:t>
+            </w:r>
+          </w:p>
+        </w:tc>
+      </w:tr>
     </w:tbl>
     <w:p>
       <w:pPr>
@@ -1670,7 +1825,6 @@
           <w:sz w:val="56"/>
           <w:szCs w:val="56"/>
         </w:rPr>
-        <w:lastRenderedPageBreak/>
         <w:t>Milestone 1</w:t>
       </w:r>
     </w:p>
@@ -1844,7 +1998,6 @@
           <w:sz w:val="52"/>
           <w:szCs w:val="52"/>
         </w:rPr>
-        <w:lastRenderedPageBreak/>
         <w:t>Relational Database Schema</w:t>
       </w:r>
     </w:p>
@@ -1968,9 +2121,19 @@
               <w:spacing w:after="160" w:line="259" w:lineRule="auto"/>
               <w:cnfStyle w:val="000000100000" w:firstRow="0" w:lastRow="0" w:firstColumn="0" w:lastColumn="0" w:oddVBand="0" w:evenVBand="0" w:oddHBand="1" w:evenHBand="0" w:firstRowFirstColumn="0" w:firstRowLastColumn="0" w:lastRowFirstColumn="0" w:lastRowLastColumn="0"/>
             </w:pPr>
-            <w:r>
-              <w:t>asset_id, symbol, name, asset_type</w:t>
-            </w:r>
+            <w:proofErr w:type="spellStart"/>
+            <w:r>
+              <w:t>asset_id</w:t>
+            </w:r>
+            <w:proofErr w:type="spellEnd"/>
+            <w:r>
+              <w:t xml:space="preserve">, symbol, name, </w:t>
+            </w:r>
+            <w:proofErr w:type="spellStart"/>
+            <w:r>
+              <w:t>asset_type</w:t>
+            </w:r>
+            <w:proofErr w:type="spellEnd"/>
           </w:p>
         </w:tc>
         <w:tc>
@@ -1984,8 +2147,13 @@
               <w:cnfStyle w:val="000000100000" w:firstRow="0" w:lastRow="0" w:firstColumn="0" w:lastColumn="0" w:oddVBand="0" w:evenVBand="0" w:oddHBand="1" w:evenHBand="0" w:firstRowFirstColumn="0" w:firstRowLastColumn="0" w:lastRowFirstColumn="0" w:lastRowLastColumn="0"/>
             </w:pPr>
             <w:r>
-              <w:t>PK: asset_id</w:t>
-            </w:r>
+              <w:t xml:space="preserve">PK: </w:t>
+            </w:r>
+            <w:proofErr w:type="spellStart"/>
+            <w:r>
+              <w:t>asset_id</w:t>
+            </w:r>
+            <w:proofErr w:type="spellEnd"/>
           </w:p>
         </w:tc>
         <w:tc>
@@ -2018,9 +2186,11 @@
             <w:pPr>
               <w:spacing w:after="160" w:line="259" w:lineRule="auto"/>
             </w:pPr>
+            <w:proofErr w:type="spellStart"/>
             <w:r>
               <w:t>price_history</w:t>
             </w:r>
+            <w:proofErr w:type="spellEnd"/>
           </w:p>
         </w:tc>
         <w:tc>
@@ -2033,8 +2203,29 @@
               <w:spacing w:after="160" w:line="259" w:lineRule="auto"/>
               <w:cnfStyle w:val="000000000000" w:firstRow="0" w:lastRow="0" w:firstColumn="0" w:lastColumn="0" w:oddVBand="0" w:evenVBand="0" w:oddHBand="0" w:evenHBand="0" w:firstRowFirstColumn="0" w:firstRowLastColumn="0" w:lastRowFirstColumn="0" w:lastRowLastColumn="0"/>
             </w:pPr>
-            <w:r>
-              <w:t>price_id, asset_id, timestamp, price_close, volume</w:t>
+            <w:proofErr w:type="spellStart"/>
+            <w:r>
+              <w:t>price_id</w:t>
+            </w:r>
+            <w:proofErr w:type="spellEnd"/>
+            <w:r>
+              <w:t xml:space="preserve">, </w:t>
+            </w:r>
+            <w:proofErr w:type="spellStart"/>
+            <w:r>
+              <w:t>asset_id</w:t>
+            </w:r>
+            <w:proofErr w:type="spellEnd"/>
+            <w:r>
+              <w:t xml:space="preserve">, timestamp, </w:t>
+            </w:r>
+            <w:proofErr w:type="spellStart"/>
+            <w:r>
+              <w:t>price_close</w:t>
+            </w:r>
+            <w:proofErr w:type="spellEnd"/>
+            <w:r>
+              <w:t>, volume</w:t>
             </w:r>
           </w:p>
         </w:tc>
@@ -2049,8 +2240,21 @@
               <w:cnfStyle w:val="000000000000" w:firstRow="0" w:lastRow="0" w:firstColumn="0" w:lastColumn="0" w:oddVBand="0" w:evenVBand="0" w:oddHBand="0" w:evenHBand="0" w:firstRowFirstColumn="0" w:firstRowLastColumn="0" w:lastRowFirstColumn="0" w:lastRowLastColumn="0"/>
             </w:pPr>
             <w:r>
-              <w:t>PK: price_id, FK: asset_id</w:t>
-            </w:r>
+              <w:t xml:space="preserve">PK: </w:t>
+            </w:r>
+            <w:proofErr w:type="spellStart"/>
+            <w:r>
+              <w:t>price_id</w:t>
+            </w:r>
+            <w:proofErr w:type="spellEnd"/>
+            <w:r>
+              <w:t xml:space="preserve">, FK: </w:t>
+            </w:r>
+            <w:proofErr w:type="spellStart"/>
+            <w:r>
+              <w:t>asset_id</w:t>
+            </w:r>
+            <w:proofErr w:type="spellEnd"/>
           </w:p>
         </w:tc>
         <w:tc>
@@ -2099,8 +2303,21 @@
               <w:spacing w:after="160" w:line="259" w:lineRule="auto"/>
               <w:cnfStyle w:val="000000100000" w:firstRow="0" w:lastRow="0" w:firstColumn="0" w:lastColumn="0" w:oddVBand="0" w:evenVBand="0" w:oddHBand="1" w:evenHBand="0" w:firstRowFirstColumn="0" w:firstRowLastColumn="0" w:lastRowFirstColumn="0" w:lastRowLastColumn="0"/>
             </w:pPr>
-            <w:r>
-              <w:t>anomaly_id, asset_id, score, severity</w:t>
+            <w:proofErr w:type="spellStart"/>
+            <w:r>
+              <w:t>anomaly_id</w:t>
+            </w:r>
+            <w:proofErr w:type="spellEnd"/>
+            <w:r>
+              <w:t xml:space="preserve">, </w:t>
+            </w:r>
+            <w:proofErr w:type="spellStart"/>
+            <w:r>
+              <w:t>asset_id</w:t>
+            </w:r>
+            <w:proofErr w:type="spellEnd"/>
+            <w:r>
+              <w:t>, score, severity</w:t>
             </w:r>
           </w:p>
         </w:tc>
@@ -2115,8 +2332,21 @@
               <w:cnfStyle w:val="000000100000" w:firstRow="0" w:lastRow="0" w:firstColumn="0" w:lastColumn="0" w:oddVBand="0" w:evenVBand="0" w:oddHBand="1" w:evenHBand="0" w:firstRowFirstColumn="0" w:firstRowLastColumn="0" w:lastRowFirstColumn="0" w:lastRowLastColumn="0"/>
             </w:pPr>
             <w:r>
-              <w:t>PK: anomaly_id, FK: asset_id</w:t>
-            </w:r>
+              <w:t xml:space="preserve">PK: </w:t>
+            </w:r>
+            <w:proofErr w:type="spellStart"/>
+            <w:r>
+              <w:t>anomaly_id</w:t>
+            </w:r>
+            <w:proofErr w:type="spellEnd"/>
+            <w:r>
+              <w:t xml:space="preserve">, FK: </w:t>
+            </w:r>
+            <w:proofErr w:type="spellStart"/>
+            <w:r>
+              <w:t>asset_id</w:t>
+            </w:r>
+            <w:proofErr w:type="spellEnd"/>
           </w:p>
         </w:tc>
         <w:tc>
@@ -2164,9 +2394,27 @@
               <w:spacing w:after="160" w:line="259" w:lineRule="auto"/>
               <w:cnfStyle w:val="000000000000" w:firstRow="0" w:lastRow="0" w:firstColumn="0" w:lastColumn="0" w:oddVBand="0" w:evenVBand="0" w:oddHBand="0" w:evenHBand="0" w:firstRowFirstColumn="0" w:firstRowLastColumn="0" w:lastRowFirstColumn="0" w:lastRowLastColumn="0"/>
             </w:pPr>
-            <w:r>
-              <w:t>alert_id, anomaly_id, alert_message</w:t>
-            </w:r>
+            <w:proofErr w:type="spellStart"/>
+            <w:r>
+              <w:t>alert_id</w:t>
+            </w:r>
+            <w:proofErr w:type="spellEnd"/>
+            <w:r>
+              <w:t xml:space="preserve">, </w:t>
+            </w:r>
+            <w:proofErr w:type="spellStart"/>
+            <w:r>
+              <w:t>anomaly_id</w:t>
+            </w:r>
+            <w:proofErr w:type="spellEnd"/>
+            <w:r>
+              <w:t xml:space="preserve">, </w:t>
+            </w:r>
+            <w:proofErr w:type="spellStart"/>
+            <w:r>
+              <w:t>alert_message</w:t>
+            </w:r>
+            <w:proofErr w:type="spellEnd"/>
           </w:p>
         </w:tc>
         <w:tc>
@@ -2180,8 +2428,21 @@
               <w:cnfStyle w:val="000000000000" w:firstRow="0" w:lastRow="0" w:firstColumn="0" w:lastColumn="0" w:oddVBand="0" w:evenVBand="0" w:oddHBand="0" w:evenHBand="0" w:firstRowFirstColumn="0" w:firstRowLastColumn="0" w:lastRowFirstColumn="0" w:lastRowLastColumn="0"/>
             </w:pPr>
             <w:r>
-              <w:t>PK: alert_id, FK: anomaly_id</w:t>
-            </w:r>
+              <w:t xml:space="preserve">PK: </w:t>
+            </w:r>
+            <w:proofErr w:type="spellStart"/>
+            <w:r>
+              <w:t>alert_id</w:t>
+            </w:r>
+            <w:proofErr w:type="spellEnd"/>
+            <w:r>
+              <w:t xml:space="preserve">, FK: </w:t>
+            </w:r>
+            <w:proofErr w:type="spellStart"/>
+            <w:r>
+              <w:t>anomaly_id</w:t>
+            </w:r>
+            <w:proofErr w:type="spellEnd"/>
           </w:p>
         </w:tc>
         <w:tc>
@@ -2230,8 +2491,13 @@
               <w:spacing w:after="160" w:line="259" w:lineRule="auto"/>
               <w:cnfStyle w:val="000000100000" w:firstRow="0" w:lastRow="0" w:firstColumn="0" w:lastColumn="0" w:oddVBand="0" w:evenVBand="0" w:oddHBand="1" w:evenHBand="0" w:firstRowFirstColumn="0" w:firstRowLastColumn="0" w:lastRowFirstColumn="0" w:lastRowLastColumn="0"/>
             </w:pPr>
-            <w:r>
-              <w:t>user_id, username, password, role</w:t>
+            <w:proofErr w:type="spellStart"/>
+            <w:r>
+              <w:t>user_id</w:t>
+            </w:r>
+            <w:proofErr w:type="spellEnd"/>
+            <w:r>
+              <w:t>, username, password, role</w:t>
             </w:r>
           </w:p>
         </w:tc>
@@ -2246,8 +2512,13 @@
               <w:cnfStyle w:val="000000100000" w:firstRow="0" w:lastRow="0" w:firstColumn="0" w:lastColumn="0" w:oddVBand="0" w:evenVBand="0" w:oddHBand="1" w:evenHBand="0" w:firstRowFirstColumn="0" w:firstRowLastColumn="0" w:lastRowFirstColumn="0" w:lastRowLastColumn="0"/>
             </w:pPr>
             <w:r>
-              <w:t>PK: user_id</w:t>
-            </w:r>
+              <w:t xml:space="preserve">PK: </w:t>
+            </w:r>
+            <w:proofErr w:type="spellStart"/>
+            <w:r>
+              <w:t>user_id</w:t>
+            </w:r>
+            <w:proofErr w:type="spellEnd"/>
           </w:p>
         </w:tc>
         <w:tc>
@@ -2345,6 +2616,7 @@
         </w:rPr>
         <w:t> table serves as the primary entity, linked to </w:t>
       </w:r>
+      <w:proofErr w:type="spellStart"/>
       <w:r>
         <w:rPr>
           <w:b/>
@@ -2356,6 +2628,7 @@
         </w:rPr>
         <w:t>price_history</w:t>
       </w:r>
+      <w:proofErr w:type="spellEnd"/>
       <w:r>
         <w:rPr>
           <w:i/>
@@ -2432,6 +2705,7 @@
         </w:rPr>
         <w:t> and </w:t>
       </w:r>
+      <w:proofErr w:type="spellStart"/>
       <w:r>
         <w:rPr>
           <w:b/>
@@ -2443,6 +2717,7 @@
         </w:rPr>
         <w:t>model_logs</w:t>
       </w:r>
+      <w:proofErr w:type="spellEnd"/>
       <w:r>
         <w:rPr>
           <w:i/>
@@ -2503,7 +2778,6 @@
           <w:sz w:val="56"/>
           <w:szCs w:val="56"/>
         </w:rPr>
-        <w:lastRenderedPageBreak/>
         <w:t xml:space="preserve">Milestone </w:t>
       </w:r>
       <w:r>
@@ -2623,7 +2897,39 @@
           <w:sz w:val="24"/>
           <w:szCs w:val="24"/>
         </w:rPr>
-        <w:t> Removed partial dependencies by ensuring all non-key attributes (like price_close) depend entirely on the primary key (price_id).</w:t>
+        <w:t> Removed partial dependencies by ensuring all non-key attributes (like </w:t>
+      </w:r>
+      <w:proofErr w:type="spellStart"/>
+      <w:r>
+        <w:rPr>
+          <w:sz w:val="24"/>
+          <w:szCs w:val="24"/>
+        </w:rPr>
+        <w:t>price_close</w:t>
+      </w:r>
+      <w:proofErr w:type="spellEnd"/>
+      <w:r>
+        <w:rPr>
+          <w:sz w:val="24"/>
+          <w:szCs w:val="24"/>
+        </w:rPr>
+        <w:t>) depend entirely on the primary key (</w:t>
+      </w:r>
+      <w:proofErr w:type="spellStart"/>
+      <w:r>
+        <w:rPr>
+          <w:sz w:val="24"/>
+          <w:szCs w:val="24"/>
+        </w:rPr>
+        <w:t>price_id</w:t>
+      </w:r>
+      <w:proofErr w:type="spellEnd"/>
+      <w:r>
+        <w:rPr>
+          <w:sz w:val="24"/>
+          <w:szCs w:val="24"/>
+        </w:rPr>
+        <w:t>).</w:t>
       </w:r>
     </w:p>
     <w:p>
@@ -2652,14 +2958,46 @@
           <w:sz w:val="24"/>
           <w:szCs w:val="24"/>
         </w:rPr>
-        <w:t xml:space="preserve"> Eliminated transitive dependencies. Attributes like asset_type are kept in </w:t>
-      </w:r>
-      <w:r>
-        <w:rPr>
-          <w:sz w:val="28"/>
-          <w:szCs w:val="28"/>
-        </w:rPr>
-        <w:t>the assets table to prevent duplication across the price_history table</w:t>
+        <w:t> Eliminated transitive dependencies. Attributes like </w:t>
+      </w:r>
+      <w:proofErr w:type="spellStart"/>
+      <w:r>
+        <w:rPr>
+          <w:sz w:val="24"/>
+          <w:szCs w:val="24"/>
+        </w:rPr>
+        <w:t>asset_type</w:t>
+      </w:r>
+      <w:proofErr w:type="spellEnd"/>
+      <w:r>
+        <w:rPr>
+          <w:sz w:val="24"/>
+          <w:szCs w:val="24"/>
+        </w:rPr>
+        <w:t xml:space="preserve"> are kept in </w:t>
+      </w:r>
+      <w:r>
+        <w:rPr>
+          <w:sz w:val="28"/>
+          <w:szCs w:val="28"/>
+        </w:rPr>
+        <w:t>the assets table to prevent duplication across the </w:t>
+      </w:r>
+      <w:proofErr w:type="spellStart"/>
+      <w:r>
+        <w:rPr>
+          <w:sz w:val="28"/>
+          <w:szCs w:val="28"/>
+        </w:rPr>
+        <w:t>price_history</w:t>
+      </w:r>
+      <w:proofErr w:type="spellEnd"/>
+      <w:r>
+        <w:rPr>
+          <w:sz w:val="28"/>
+          <w:szCs w:val="28"/>
+        </w:rPr>
+        <w:t> table</w:t>
       </w:r>
       <w:r>
         <w:rPr>
@@ -2807,9 +3145,19 @@
               <w:spacing w:after="160" w:line="259" w:lineRule="auto"/>
               <w:cnfStyle w:val="000000100000" w:firstRow="0" w:lastRow="0" w:firstColumn="0" w:lastColumn="0" w:oddVBand="0" w:evenVBand="0" w:oddHBand="1" w:evenHBand="0" w:firstRowFirstColumn="0" w:firstRowLastColumn="0" w:lastRowFirstColumn="0" w:lastRowLastColumn="0"/>
             </w:pPr>
-            <w:r>
-              <w:t>asset_id, symbol, name, asset_type</w:t>
-            </w:r>
+            <w:proofErr w:type="spellStart"/>
+            <w:r>
+              <w:t>asset_id</w:t>
+            </w:r>
+            <w:proofErr w:type="spellEnd"/>
+            <w:r>
+              <w:t xml:space="preserve">, symbol, name, </w:t>
+            </w:r>
+            <w:proofErr w:type="spellStart"/>
+            <w:r>
+              <w:t>asset_type</w:t>
+            </w:r>
+            <w:proofErr w:type="spellEnd"/>
           </w:p>
         </w:tc>
         <w:tc>
@@ -2823,7 +3171,15 @@
               <w:cnfStyle w:val="000000100000" w:firstRow="0" w:lastRow="0" w:firstColumn="0" w:lastColumn="0" w:oddVBand="0" w:evenVBand="0" w:oddHBand="1" w:evenHBand="0" w:firstRowFirstColumn="0" w:firstRowLastColumn="0" w:lastRowFirstColumn="0" w:lastRowLastColumn="0"/>
             </w:pPr>
             <w:r>
-              <w:t>PK: asset_id, </w:t>
+              <w:t xml:space="preserve">PK: </w:t>
+            </w:r>
+            <w:proofErr w:type="spellStart"/>
+            <w:r>
+              <w:t>asset_id</w:t>
+            </w:r>
+            <w:proofErr w:type="spellEnd"/>
+            <w:r>
+              <w:t>, </w:t>
             </w:r>
             <w:r>
               <w:rPr>
@@ -2879,8 +3235,13 @@
               <w:spacing w:after="160" w:line="259" w:lineRule="auto"/>
               <w:cnfStyle w:val="000000000000" w:firstRow="0" w:lastRow="0" w:firstColumn="0" w:lastColumn="0" w:oddVBand="0" w:evenVBand="0" w:oddHBand="0" w:evenHBand="0" w:firstRowFirstColumn="0" w:firstRowLastColumn="0" w:lastRowFirstColumn="0" w:lastRowLastColumn="0"/>
             </w:pPr>
-            <w:r>
-              <w:t>user_id, username, password, role</w:t>
+            <w:proofErr w:type="spellStart"/>
+            <w:r>
+              <w:t>user_id</w:t>
+            </w:r>
+            <w:proofErr w:type="spellEnd"/>
+            <w:r>
+              <w:t>, username, password, role</w:t>
             </w:r>
           </w:p>
         </w:tc>
@@ -2895,7 +3256,15 @@
               <w:cnfStyle w:val="000000000000" w:firstRow="0" w:lastRow="0" w:firstColumn="0" w:lastColumn="0" w:oddVBand="0" w:evenVBand="0" w:oddHBand="0" w:evenHBand="0" w:firstRowFirstColumn="0" w:firstRowLastColumn="0" w:lastRowFirstColumn="0" w:lastRowLastColumn="0"/>
             </w:pPr>
             <w:r>
-              <w:t>PK user_id, </w:t>
+              <w:t xml:space="preserve">PK </w:t>
+            </w:r>
+            <w:proofErr w:type="spellStart"/>
+            <w:r>
+              <w:t>user_id</w:t>
+            </w:r>
+            <w:proofErr w:type="spellEnd"/>
+            <w:r>
+              <w:t>, </w:t>
             </w:r>
             <w:r>
               <w:rPr>
@@ -3201,7 +3570,48 @@
           <w:sz w:val="28"/>
           <w:szCs w:val="28"/>
         </w:rPr>
-        <w:t>The ERD has been updated to reflect the UNIQUE constraints and the relationship cardinalities (1:N) between assets and price_history. This ensures that each price record belongs to exactly one specific asset.</w:t>
+        <w:lastRenderedPageBreak/>
+        <w:t>The ERD has been updated to reflect the UNIQUE constraints and the relationship cardinalities (</w:t>
+      </w:r>
+      <w:proofErr w:type="gramStart"/>
+      <w:r>
+        <w:rPr>
+          <w:i/>
+          <w:iCs/>
+          <w:sz w:val="28"/>
+          <w:szCs w:val="28"/>
+        </w:rPr>
+        <w:t>1:N</w:t>
+      </w:r>
+      <w:proofErr w:type="gramEnd"/>
+      <w:r>
+        <w:rPr>
+          <w:i/>
+          <w:iCs/>
+          <w:sz w:val="28"/>
+          <w:szCs w:val="28"/>
+        </w:rPr>
+        <w:t>) between assets and </w:t>
+      </w:r>
+      <w:proofErr w:type="spellStart"/>
+      <w:r>
+        <w:rPr>
+          <w:i/>
+          <w:iCs/>
+          <w:sz w:val="28"/>
+          <w:szCs w:val="28"/>
+        </w:rPr>
+        <w:t>price_history</w:t>
+      </w:r>
+      <w:proofErr w:type="spellEnd"/>
+      <w:r>
+        <w:rPr>
+          <w:i/>
+          <w:iCs/>
+          <w:sz w:val="28"/>
+          <w:szCs w:val="28"/>
+        </w:rPr>
+        <w:t>. This ensures that each price record belongs to exactly one specific asset.</w:t>
       </w:r>
     </w:p>
     <w:p>
@@ -3235,7 +3645,6 @@
           <w:sz w:val="72"/>
           <w:szCs w:val="72"/>
         </w:rPr>
-        <w:lastRenderedPageBreak/>
         <w:t xml:space="preserve">Milestone 3 </w:t>
       </w:r>
     </w:p>
@@ -3334,14 +3743,25 @@
         </w:rPr>
         <w:t> Python scripts fetch live data from </w:t>
       </w:r>
-      <w:r>
-        <w:rPr>
-          <w:b/>
-          <w:bCs/>
-          <w:sz w:val="28"/>
-          <w:szCs w:val="28"/>
-        </w:rPr>
-        <w:t>CoinGecko (Crypto)</w:t>
+      <w:proofErr w:type="spellStart"/>
+      <w:r>
+        <w:rPr>
+          <w:b/>
+          <w:bCs/>
+          <w:sz w:val="28"/>
+          <w:szCs w:val="28"/>
+        </w:rPr>
+        <w:t>CoinGecko</w:t>
+      </w:r>
+      <w:proofErr w:type="spellEnd"/>
+      <w:r>
+        <w:rPr>
+          <w:b/>
+          <w:bCs/>
+          <w:sz w:val="28"/>
+          <w:szCs w:val="28"/>
+        </w:rPr>
+        <w:t xml:space="preserve"> (Crypto)</w:t>
       </w:r>
       <w:r>
         <w:rPr>
@@ -3392,7 +3812,23 @@
           <w:sz w:val="28"/>
           <w:szCs w:val="28"/>
         </w:rPr>
-        <w:t> Data is cleaned using the Python Pandas library to standardize timestamps (YYYY-MM-DD HH:MM:SS) and handle missing values.</w:t>
+        <w:t> Data is cleaned using the Python Pandas library to standardize timestamps (YYYY-MM-DD HH:</w:t>
+      </w:r>
+      <w:proofErr w:type="gramStart"/>
+      <w:r>
+        <w:rPr>
+          <w:sz w:val="28"/>
+          <w:szCs w:val="28"/>
+        </w:rPr>
+        <w:t>MM:SS</w:t>
+      </w:r>
+      <w:proofErr w:type="gramEnd"/>
+      <w:r>
+        <w:rPr>
+          <w:sz w:val="28"/>
+          <w:szCs w:val="28"/>
+        </w:rPr>
+        <w:t>) and handle missing values.</w:t>
       </w:r>
     </w:p>
     <w:p>
@@ -3540,8 +3976,13 @@
             <w:pPr>
               <w:spacing w:after="160" w:line="259" w:lineRule="auto"/>
             </w:pPr>
-            <w:r>
-              <w:t>CoinGecko API</w:t>
+            <w:proofErr w:type="spellStart"/>
+            <w:r>
+              <w:t>CoinGecko</w:t>
+            </w:r>
+            <w:proofErr w:type="spellEnd"/>
+            <w:r>
+              <w:t xml:space="preserve"> API</w:t>
             </w:r>
           </w:p>
         </w:tc>
@@ -3622,7 +4063,15 @@
               <w:cnfStyle w:val="000000000000" w:firstRow="0" w:lastRow="0" w:firstColumn="0" w:lastColumn="0" w:oddVBand="0" w:evenVBand="0" w:oddHBand="0" w:evenHBand="0" w:firstRowFirstColumn="0" w:firstRowLastColumn="0" w:lastRowFirstColumn="0" w:lastRowLastColumn="0"/>
             </w:pPr>
             <w:r>
-              <w:t>Removing timezone offsets</w:t>
+              <w:t xml:space="preserve">Removing </w:t>
+            </w:r>
+            <w:proofErr w:type="spellStart"/>
+            <w:r>
+              <w:t>timezone</w:t>
+            </w:r>
+            <w:proofErr w:type="spellEnd"/>
+            <w:r>
+              <w:t xml:space="preserve"> offsets</w:t>
             </w:r>
           </w:p>
         </w:tc>
@@ -3637,7 +4086,15 @@
               <w:cnfStyle w:val="000000000000" w:firstRow="0" w:lastRow="0" w:firstColumn="0" w:lastColumn="0" w:oddVBand="0" w:evenVBand="0" w:oddHBand="0" w:evenHBand="0" w:firstRowFirstColumn="0" w:firstRowLastColumn="0" w:lastRowFirstColumn="0" w:lastRowLastColumn="0"/>
             </w:pPr>
             <w:r>
-              <w:t>Python (yfinance)</w:t>
+              <w:t>Python (</w:t>
+            </w:r>
+            <w:proofErr w:type="spellStart"/>
+            <w:r>
+              <w:t>yfinance</w:t>
+            </w:r>
+            <w:proofErr w:type="spellEnd"/>
+            <w:r>
+              <w:t>)</w:t>
             </w:r>
           </w:p>
         </w:tc>
@@ -3769,6 +4226,7 @@
           <w:sz w:val="28"/>
           <w:szCs w:val="28"/>
         </w:rPr>
+        <w:lastRenderedPageBreak/>
         <w:t>DATAFLOW.md:</w:t>
       </w:r>
       <w:r>
@@ -3821,14 +4279,25 @@
           <w:szCs w:val="28"/>
         </w:rPr>
       </w:pPr>
-      <w:r>
-        <w:rPr>
-          <w:b/>
-          <w:bCs/>
-          <w:sz w:val="28"/>
-          <w:szCs w:val="28"/>
-        </w:rPr>
-        <w:t>data_exports/:</w:t>
+      <w:proofErr w:type="spellStart"/>
+      <w:r>
+        <w:rPr>
+          <w:b/>
+          <w:bCs/>
+          <w:sz w:val="28"/>
+          <w:szCs w:val="28"/>
+        </w:rPr>
+        <w:t>data_exports</w:t>
+      </w:r>
+      <w:proofErr w:type="spellEnd"/>
+      <w:r>
+        <w:rPr>
+          <w:b/>
+          <w:bCs/>
+          <w:sz w:val="28"/>
+          <w:szCs w:val="28"/>
+        </w:rPr>
+        <w:t>/:</w:t>
       </w:r>
       <w:r>
         <w:rPr>
@@ -4019,7 +4488,64 @@
           <w:sz w:val="24"/>
           <w:szCs w:val="24"/>
         </w:rPr>
-        <w:t> Created non-clustered indexes on price_history.timestamp and price_history.asset_id to ensure ultra-fast retrieval of time-series data for the Flask dashboard.</w:t>
+        <w:t> Created non-clustered indexes on </w:t>
+      </w:r>
+      <w:proofErr w:type="spellStart"/>
+      <w:r>
+        <w:rPr>
+          <w:sz w:val="24"/>
+          <w:szCs w:val="24"/>
+        </w:rPr>
+        <w:t>price_</w:t>
+      </w:r>
+      <w:proofErr w:type="gramStart"/>
+      <w:r>
+        <w:rPr>
+          <w:sz w:val="24"/>
+          <w:szCs w:val="24"/>
+        </w:rPr>
+        <w:t>history.timestamp</w:t>
+      </w:r>
+      <w:proofErr w:type="spellEnd"/>
+      <w:proofErr w:type="gramEnd"/>
+      <w:r>
+        <w:rPr>
+          <w:sz w:val="24"/>
+          <w:szCs w:val="24"/>
+        </w:rPr>
+        <w:t> and </w:t>
+      </w:r>
+      <w:proofErr w:type="spellStart"/>
+      <w:r>
+        <w:rPr>
+          <w:sz w:val="24"/>
+          <w:szCs w:val="24"/>
+        </w:rPr>
+        <w:t>price_</w:t>
+      </w:r>
+      <w:proofErr w:type="gramStart"/>
+      <w:r>
+        <w:rPr>
+          <w:sz w:val="24"/>
+          <w:szCs w:val="24"/>
+        </w:rPr>
+        <w:t>history.asset</w:t>
+      </w:r>
+      <w:proofErr w:type="gramEnd"/>
+      <w:r>
+        <w:rPr>
+          <w:sz w:val="24"/>
+          <w:szCs w:val="24"/>
+        </w:rPr>
+        <w:t>_id</w:t>
+      </w:r>
+      <w:proofErr w:type="spellEnd"/>
+      <w:r>
+        <w:rPr>
+          <w:sz w:val="24"/>
+          <w:szCs w:val="24"/>
+        </w:rPr>
+        <w:t> to ensure ultra-fast retrieval of time-series data for the Flask dashboard.</w:t>
       </w:r>
     </w:p>
     <w:p>
@@ -4047,7 +4573,25 @@
           <w:sz w:val="24"/>
           <w:szCs w:val="24"/>
         </w:rPr>
-        <w:t> Added an index to anomalies.severity to speed up the filtering of "High" vs "Low" anomaly alerts.</w:t>
+        <w:t> Added an index to </w:t>
+      </w:r>
+      <w:proofErr w:type="spellStart"/>
+      <w:proofErr w:type="gramStart"/>
+      <w:r>
+        <w:rPr>
+          <w:sz w:val="24"/>
+          <w:szCs w:val="24"/>
+        </w:rPr>
+        <w:t>anomalies.severity</w:t>
+      </w:r>
+      <w:proofErr w:type="spellEnd"/>
+      <w:proofErr w:type="gramEnd"/>
+      <w:r>
+        <w:rPr>
+          <w:sz w:val="24"/>
+          <w:szCs w:val="24"/>
+        </w:rPr>
+        <w:t> to speed up the filtering of "High" vs "Low" anomaly alerts.</w:t>
       </w:r>
     </w:p>
     <w:p>
@@ -4215,9 +4759,11 @@
               <w:spacing w:after="160" w:line="259" w:lineRule="auto"/>
               <w:cnfStyle w:val="000000100000" w:firstRow="0" w:lastRow="0" w:firstColumn="0" w:lastColumn="0" w:oddVBand="0" w:evenVBand="0" w:oddHBand="1" w:evenHBand="0" w:firstRowFirstColumn="0" w:firstRowLastColumn="0" w:lastRowFirstColumn="0" w:lastRowLastColumn="0"/>
             </w:pPr>
+            <w:proofErr w:type="spellStart"/>
             <w:r>
               <w:t>asset_id</w:t>
             </w:r>
+            <w:proofErr w:type="spellEnd"/>
           </w:p>
         </w:tc>
         <w:tc>
@@ -4265,9 +4811,11 @@
             <w:pPr>
               <w:spacing w:after="160" w:line="259" w:lineRule="auto"/>
             </w:pPr>
+            <w:proofErr w:type="spellStart"/>
             <w:r>
               <w:t>price_history</w:t>
             </w:r>
+            <w:proofErr w:type="spellEnd"/>
           </w:p>
         </w:tc>
         <w:tc>
@@ -4280,9 +4828,11 @@
               <w:spacing w:after="160" w:line="259" w:lineRule="auto"/>
               <w:cnfStyle w:val="000000000000" w:firstRow="0" w:lastRow="0" w:firstColumn="0" w:lastColumn="0" w:oddVBand="0" w:evenVBand="0" w:oddHBand="0" w:evenHBand="0" w:firstRowFirstColumn="0" w:firstRowLastColumn="0" w:lastRowFirstColumn="0" w:lastRowLastColumn="0"/>
             </w:pPr>
+            <w:proofErr w:type="spellStart"/>
             <w:r>
               <w:t>price_id</w:t>
             </w:r>
+            <w:proofErr w:type="spellEnd"/>
           </w:p>
         </w:tc>
         <w:tc>
@@ -4295,9 +4845,11 @@
               <w:spacing w:after="160" w:line="259" w:lineRule="auto"/>
               <w:cnfStyle w:val="000000000000" w:firstRow="0" w:lastRow="0" w:firstColumn="0" w:lastColumn="0" w:oddVBand="0" w:evenVBand="0" w:oddHBand="0" w:evenHBand="0" w:firstRowFirstColumn="0" w:firstRowLastColumn="0" w:lastRowFirstColumn="0" w:lastRowLastColumn="0"/>
             </w:pPr>
+            <w:proofErr w:type="spellStart"/>
             <w:r>
               <w:t>asset_id</w:t>
             </w:r>
+            <w:proofErr w:type="spellEnd"/>
           </w:p>
         </w:tc>
         <w:tc>
@@ -4332,6 +4884,7 @@
               <w:spacing w:after="160" w:line="259" w:lineRule="auto"/>
             </w:pPr>
             <w:r>
+              <w:lastRenderedPageBreak/>
               <w:t>anomalies</w:t>
             </w:r>
           </w:p>
@@ -4346,9 +4899,11 @@
               <w:spacing w:after="160" w:line="259" w:lineRule="auto"/>
               <w:cnfStyle w:val="000000100000" w:firstRow="0" w:lastRow="0" w:firstColumn="0" w:lastColumn="0" w:oddVBand="0" w:evenVBand="0" w:oddHBand="1" w:evenHBand="0" w:firstRowFirstColumn="0" w:firstRowLastColumn="0" w:lastRowFirstColumn="0" w:lastRowLastColumn="0"/>
             </w:pPr>
+            <w:proofErr w:type="spellStart"/>
             <w:r>
               <w:t>anomaly_id</w:t>
             </w:r>
+            <w:proofErr w:type="spellEnd"/>
           </w:p>
         </w:tc>
         <w:tc>
@@ -4361,9 +4916,19 @@
               <w:spacing w:after="160" w:line="259" w:lineRule="auto"/>
               <w:cnfStyle w:val="000000100000" w:firstRow="0" w:lastRow="0" w:firstColumn="0" w:lastColumn="0" w:oddVBand="0" w:evenVBand="0" w:oddHBand="1" w:evenHBand="0" w:firstRowFirstColumn="0" w:firstRowLastColumn="0" w:lastRowFirstColumn="0" w:lastRowLastColumn="0"/>
             </w:pPr>
-            <w:r>
-              <w:t>asset_id, price_id</w:t>
-            </w:r>
+            <w:proofErr w:type="spellStart"/>
+            <w:r>
+              <w:t>asset_id</w:t>
+            </w:r>
+            <w:proofErr w:type="spellEnd"/>
+            <w:r>
+              <w:t>, </w:t>
+            </w:r>
+            <w:proofErr w:type="spellStart"/>
+            <w:r>
+              <w:t>price_id</w:t>
+            </w:r>
+            <w:proofErr w:type="spellEnd"/>
           </w:p>
         </w:tc>
         <w:tc>
@@ -4411,9 +4976,11 @@
               <w:spacing w:after="160" w:line="259" w:lineRule="auto"/>
               <w:cnfStyle w:val="000000000000" w:firstRow="0" w:lastRow="0" w:firstColumn="0" w:lastColumn="0" w:oddVBand="0" w:evenVBand="0" w:oddHBand="0" w:evenHBand="0" w:firstRowFirstColumn="0" w:firstRowLastColumn="0" w:lastRowFirstColumn="0" w:lastRowLastColumn="0"/>
             </w:pPr>
+            <w:proofErr w:type="spellStart"/>
             <w:r>
               <w:t>alert_id</w:t>
             </w:r>
+            <w:proofErr w:type="spellEnd"/>
           </w:p>
         </w:tc>
         <w:tc>
@@ -4426,9 +4993,11 @@
               <w:spacing w:after="160" w:line="259" w:lineRule="auto"/>
               <w:cnfStyle w:val="000000000000" w:firstRow="0" w:lastRow="0" w:firstColumn="0" w:lastColumn="0" w:oddVBand="0" w:evenVBand="0" w:oddHBand="0" w:evenHBand="0" w:firstRowFirstColumn="0" w:firstRowLastColumn="0" w:lastRowFirstColumn="0" w:lastRowLastColumn="0"/>
             </w:pPr>
+            <w:proofErr w:type="spellStart"/>
             <w:r>
               <w:t>anomaly_id</w:t>
             </w:r>
+            <w:proofErr w:type="spellEnd"/>
           </w:p>
         </w:tc>
         <w:tc>
@@ -4477,9 +5046,11 @@
               <w:spacing w:after="160" w:line="259" w:lineRule="auto"/>
               <w:cnfStyle w:val="000000100000" w:firstRow="0" w:lastRow="0" w:firstColumn="0" w:lastColumn="0" w:oddVBand="0" w:evenVBand="0" w:oddHBand="1" w:evenHBand="0" w:firstRowFirstColumn="0" w:firstRowLastColumn="0" w:lastRowFirstColumn="0" w:lastRowLastColumn="0"/>
             </w:pPr>
+            <w:proofErr w:type="spellStart"/>
             <w:r>
               <w:t>user_id</w:t>
             </w:r>
+            <w:proofErr w:type="spellEnd"/>
           </w:p>
         </w:tc>
         <w:tc>
@@ -4541,7 +5112,6 @@
           <w:sz w:val="56"/>
           <w:szCs w:val="56"/>
         </w:rPr>
-        <w:lastRenderedPageBreak/>
         <w:t xml:space="preserve">Milestone </w:t>
       </w:r>
       <w:r>
@@ -4739,13 +5309,331 @@
     </w:p>
     <w:p>
       <w:pPr>
-        <w:rPr>
-          <w:sz w:val="28"/>
-          <w:szCs w:val="28"/>
-        </w:rPr>
-      </w:pPr>
+        <w:jc w:val="center"/>
+        <w:rPr>
+          <w:rFonts w:asciiTheme="majorBidi" w:hAnsiTheme="majorBidi"/>
+          <w:b/>
+          <w:bCs/>
+          <w:sz w:val="44"/>
+          <w:szCs w:val="44"/>
+        </w:rPr>
+      </w:pPr>
+      <w:r>
+        <w:rPr>
+          <w:rFonts w:asciiTheme="majorBidi" w:hAnsiTheme="majorBidi"/>
+          <w:b/>
+          <w:bCs/>
+          <w:sz w:val="44"/>
+          <w:szCs w:val="44"/>
+        </w:rPr>
+        <w:t>Final Backend Integration &amp; Professional Refactoring</w:t>
+      </w:r>
+    </w:p>
+    <w:p>
+      <w:pPr>
+        <w:rPr>
+          <w:sz w:val="28"/>
+          <w:szCs w:val="28"/>
+        </w:rPr>
+      </w:pPr>
+      <w:r>
+        <w:rPr>
+          <w:sz w:val="28"/>
+          <w:szCs w:val="28"/>
+        </w:rPr>
+        <w:t xml:space="preserve">Finalized the backend logic by transitioning the project into </w:t>
+      </w:r>
+      <w:proofErr w:type="gramStart"/>
+      <w:r>
+        <w:rPr>
+          <w:sz w:val="28"/>
+          <w:szCs w:val="28"/>
+        </w:rPr>
+        <w:t>a modular</w:t>
+      </w:r>
+      <w:proofErr w:type="gramEnd"/>
+      <w:r>
+        <w:rPr>
+          <w:sz w:val="28"/>
+          <w:szCs w:val="28"/>
+        </w:rPr>
+        <w:t xml:space="preserve"> architecture. Implemented a Flask-based dynamic </w:t>
+      </w:r>
+      <w:proofErr w:type="gramStart"/>
+      <w:r>
+        <w:rPr>
+          <w:sz w:val="28"/>
+          <w:szCs w:val="28"/>
+        </w:rPr>
+        <w:t>routing system</w:t>
+      </w:r>
+      <w:proofErr w:type="gramEnd"/>
+      <w:r>
+        <w:rPr>
+          <w:sz w:val="28"/>
+          <w:szCs w:val="28"/>
+        </w:rPr>
+        <w:t xml:space="preserve"> for real-time asset analysis and integrated the 'Classic PHP Bridge' to ensure full compatibility with the lab manual's procedural MySQL requirements.</w:t>
+      </w:r>
+    </w:p>
+    <w:p>
+      <w:pPr>
+        <w:numPr>
+          <w:ilvl w:val="0"/>
+          <w:numId w:val="7"/>
+        </w:numPr>
+        <w:rPr>
+          <w:sz w:val="28"/>
+          <w:szCs w:val="28"/>
+        </w:rPr>
+      </w:pPr>
+      <w:r>
+        <w:rPr>
+          <w:b/>
+          <w:bCs/>
+          <w:sz w:val="28"/>
+          <w:szCs w:val="28"/>
+        </w:rPr>
+        <w:t>Refactoring:</w:t>
+      </w:r>
+      <w:r>
+        <w:rPr>
+          <w:sz w:val="28"/>
+          <w:szCs w:val="28"/>
+        </w:rPr>
+        <w:t> Moved core logic into </w:t>
+      </w:r>
+      <w:hyperlink r:id="rId9" w:history="1">
+        <w:r>
+          <w:rPr>
+            <w:rStyle w:val="Hyperlink"/>
+            <w:color w:val="000000" w:themeColor="text1"/>
+            <w:sz w:val="28"/>
+            <w:szCs w:val="28"/>
+            <w:u w:val="none"/>
+          </w:rPr>
+          <w:t>app</w:t>
+        </w:r>
+      </w:hyperlink>
+      <w:r>
+        <w:rPr>
+          <w:sz w:val="28"/>
+          <w:szCs w:val="28"/>
+        </w:rPr>
+        <w:t>, database assets into </w:t>
+      </w:r>
+      <w:hyperlink r:id="rId10" w:history="1">
+        <w:r>
+          <w:rPr>
+            <w:rStyle w:val="Hyperlink"/>
+            <w:color w:val="000000" w:themeColor="text1"/>
+            <w:sz w:val="28"/>
+            <w:szCs w:val="28"/>
+            <w:u w:val="none"/>
+          </w:rPr>
+          <w:t>database</w:t>
+        </w:r>
+      </w:hyperlink>
+      <w:r>
+        <w:rPr>
+          <w:sz w:val="28"/>
+          <w:szCs w:val="28"/>
+        </w:rPr>
+        <w:t>, and administrative scripts into </w:t>
+      </w:r>
+      <w:proofErr w:type="spellStart"/>
+      <w:r>
+        <w:rPr>
+          <w:color w:val="000000" w:themeColor="text1"/>
+          <w:sz w:val="28"/>
+          <w:szCs w:val="28"/>
+        </w:rPr>
+        <w:fldChar w:fldCharType="begin"/>
+      </w:r>
+      <w:r>
+        <w:rPr>
+          <w:color w:val="000000" w:themeColor="text1"/>
+          <w:sz w:val="28"/>
+          <w:szCs w:val="28"/>
+        </w:rPr>
+        <w:instrText>HYPERLINK "vscode-file://vscode-app/c:/Users/abdul/AppData/Local/Programs/Microsoft%20VS%20Code/8761a5560c/resources/app/out/vs/code/electron-browser/workbench/workbench.html" \o ""</w:instrText>
+      </w:r>
+      <w:r>
+        <w:rPr>
+          <w:color w:val="000000" w:themeColor="text1"/>
+          <w:sz w:val="28"/>
+          <w:szCs w:val="28"/>
+        </w:rPr>
+      </w:r>
+      <w:r>
+        <w:rPr>
+          <w:color w:val="000000" w:themeColor="text1"/>
+          <w:sz w:val="28"/>
+          <w:szCs w:val="28"/>
+        </w:rPr>
+        <w:fldChar w:fldCharType="separate"/>
+      </w:r>
+      <w:r>
+        <w:rPr>
+          <w:rStyle w:val="Hyperlink"/>
+          <w:color w:val="000000" w:themeColor="text1"/>
+          <w:sz w:val="28"/>
+          <w:szCs w:val="28"/>
+          <w:u w:val="none"/>
+        </w:rPr>
+        <w:t>php</w:t>
+      </w:r>
+      <w:r>
+        <w:rPr>
+          <w:rStyle w:val="Hyperlink"/>
+          <w:sz w:val="28"/>
+          <w:szCs w:val="28"/>
+        </w:rPr>
+        <w:t>_</w:t>
+      </w:r>
+      <w:r>
+        <w:rPr>
+          <w:rStyle w:val="Hyperlink"/>
+          <w:color w:val="000000" w:themeColor="text1"/>
+          <w:sz w:val="28"/>
+          <w:szCs w:val="28"/>
+          <w:u w:val="none"/>
+        </w:rPr>
+        <w:t>module</w:t>
+      </w:r>
+      <w:proofErr w:type="spellEnd"/>
+      <w:r>
+        <w:rPr>
+          <w:color w:val="000000" w:themeColor="text1"/>
+          <w:sz w:val="28"/>
+          <w:szCs w:val="28"/>
+        </w:rPr>
+        <w:fldChar w:fldCharType="end"/>
+      </w:r>
+      <w:r>
+        <w:rPr>
+          <w:sz w:val="28"/>
+          <w:szCs w:val="28"/>
+        </w:rPr>
+        <w:t>.</w:t>
+      </w:r>
+    </w:p>
+    <w:p>
+      <w:pPr>
+        <w:numPr>
+          <w:ilvl w:val="0"/>
+          <w:numId w:val="7"/>
+        </w:numPr>
+        <w:rPr>
+          <w:sz w:val="28"/>
+          <w:szCs w:val="28"/>
+        </w:rPr>
+      </w:pPr>
+      <w:r>
+        <w:rPr>
+          <w:b/>
+          <w:bCs/>
+          <w:sz w:val="28"/>
+          <w:szCs w:val="28"/>
+        </w:rPr>
+        <w:lastRenderedPageBreak/>
+        <w:t>Deployment Logic:</w:t>
+      </w:r>
+      <w:r>
+        <w:rPr>
+          <w:sz w:val="28"/>
+          <w:szCs w:val="28"/>
+        </w:rPr>
+        <w:t> Added an Environment variable (</w:t>
+      </w:r>
+      <w:hyperlink r:id="rId11" w:history="1">
+        <w:r>
+          <w:rPr>
+            <w:rStyle w:val="Hyperlink"/>
+            <w:color w:val="000000" w:themeColor="text1"/>
+            <w:sz w:val="28"/>
+            <w:szCs w:val="28"/>
+            <w:u w:val="none"/>
+          </w:rPr>
+          <w:t>IS_VERCEL</w:t>
+        </w:r>
+      </w:hyperlink>
+      <w:r>
+        <w:rPr>
+          <w:sz w:val="28"/>
+          <w:szCs w:val="28"/>
+        </w:rPr>
+        <w:t>) check to toggle between local MySQL connections and Cloud-based demo mode, ensuring the system remains operational for the reviewer 24/7.</w:t>
+      </w:r>
+    </w:p>
+    <w:p>
+      <w:pPr>
+        <w:numPr>
+          <w:ilvl w:val="0"/>
+          <w:numId w:val="7"/>
+        </w:numPr>
+      </w:pPr>
+      <w:r>
+        <w:rPr>
+          <w:b/>
+          <w:bCs/>
+          <w:sz w:val="28"/>
+          <w:szCs w:val="28"/>
+        </w:rPr>
+        <w:t>Synchronization:</w:t>
+      </w:r>
+      <w:r>
+        <w:rPr>
+          <w:sz w:val="28"/>
+          <w:szCs w:val="28"/>
+        </w:rPr>
+        <w:t> Completed the final Git synchronization, resolving all merge conflicts and sanitizing the repository with an updated </w:t>
+      </w:r>
+      <w:hyperlink r:id="rId12" w:history="1">
+        <w:r>
+          <w:rPr>
+            <w:rStyle w:val="Hyperlink"/>
+            <w:sz w:val="28"/>
+            <w:szCs w:val="28"/>
+          </w:rPr>
+          <w:t>.</w:t>
+        </w:r>
+        <w:proofErr w:type="spellStart"/>
+        <w:r>
+          <w:rPr>
+            <w:rStyle w:val="Hyperlink"/>
+            <w:color w:val="000000" w:themeColor="text1"/>
+            <w:sz w:val="28"/>
+            <w:szCs w:val="28"/>
+            <w:u w:val="none"/>
+          </w:rPr>
+          <w:t>gitignore</w:t>
+        </w:r>
+        <w:proofErr w:type="spellEnd"/>
+      </w:hyperlink>
+      <w:r>
+        <w:rPr>
+          <w:sz w:val="28"/>
+          <w:szCs w:val="28"/>
+        </w:rPr>
+        <w:t> for data safety</w:t>
+      </w:r>
+      <w:r>
+        <w:t>.</w:t>
+      </w:r>
     </w:p>
     <w:p/>
+    <w:p>
+      <w:pPr>
+        <w:pBdr>
+          <w:bottom w:val="single" w:sz="6" w:space="1" w:color="auto"/>
+        </w:pBdr>
+        <w:rPr>
+          <w:sz w:val="28"/>
+          <w:szCs w:val="28"/>
+        </w:rPr>
+      </w:pPr>
+    </w:p>
     <w:p>
       <w:pPr>
         <w:jc w:val="center"/>
@@ -5113,6 +6001,155 @@
     </w:lvl>
   </w:abstractNum>
   <w:abstractNum w:abstractNumId="2" w15:restartNumberingAfterBreak="0">
+    <w:nsid w:val="2C1845A7"/>
+    <w:multiLevelType w:val="multilevel"/>
+    <w:tmpl w:val="943E8A5E"/>
+    <w:lvl w:ilvl="0">
+      <w:start w:val="1"/>
+      <w:numFmt w:val="bullet"/>
+      <w:lvlText w:val=""/>
+      <w:lvlJc w:val="left"/>
+      <w:pPr>
+        <w:tabs>
+          <w:tab w:val="num" w:pos="720"/>
+        </w:tabs>
+        <w:ind w:left="720" w:hanging="360"/>
+      </w:pPr>
+      <w:rPr>
+        <w:rFonts w:ascii="Symbol" w:hAnsi="Symbol" w:hint="default"/>
+        <w:sz w:val="20"/>
+      </w:rPr>
+    </w:lvl>
+    <w:lvl w:ilvl="1" w:tentative="1">
+      <w:start w:val="1"/>
+      <w:numFmt w:val="bullet"/>
+      <w:lvlText w:val="o"/>
+      <w:lvlJc w:val="left"/>
+      <w:pPr>
+        <w:tabs>
+          <w:tab w:val="num" w:pos="1440"/>
+        </w:tabs>
+        <w:ind w:left="1440" w:hanging="360"/>
+      </w:pPr>
+      <w:rPr>
+        <w:rFonts w:ascii="Courier New" w:hAnsi="Courier New" w:hint="default"/>
+        <w:sz w:val="20"/>
+      </w:rPr>
+    </w:lvl>
+    <w:lvl w:ilvl="2" w:tentative="1">
+      <w:start w:val="1"/>
+      <w:numFmt w:val="bullet"/>
+      <w:lvlText w:val=""/>
+      <w:lvlJc w:val="left"/>
+      <w:pPr>
+        <w:tabs>
+          <w:tab w:val="num" w:pos="2160"/>
+        </w:tabs>
+        <w:ind w:left="2160" w:hanging="360"/>
+      </w:pPr>
+      <w:rPr>
+        <w:rFonts w:ascii="Wingdings" w:hAnsi="Wingdings" w:hint="default"/>
+        <w:sz w:val="20"/>
+      </w:rPr>
+    </w:lvl>
+    <w:lvl w:ilvl="3" w:tentative="1">
+      <w:start w:val="1"/>
+      <w:numFmt w:val="bullet"/>
+      <w:lvlText w:val=""/>
+      <w:lvlJc w:val="left"/>
+      <w:pPr>
+        <w:tabs>
+          <w:tab w:val="num" w:pos="2880"/>
+        </w:tabs>
+        <w:ind w:left="2880" w:hanging="360"/>
+      </w:pPr>
+      <w:rPr>
+        <w:rFonts w:ascii="Wingdings" w:hAnsi="Wingdings" w:hint="default"/>
+        <w:sz w:val="20"/>
+      </w:rPr>
+    </w:lvl>
+    <w:lvl w:ilvl="4" w:tentative="1">
+      <w:start w:val="1"/>
+      <w:numFmt w:val="bullet"/>
+      <w:lvlText w:val=""/>
+      <w:lvlJc w:val="left"/>
+      <w:pPr>
+        <w:tabs>
+          <w:tab w:val="num" w:pos="3600"/>
+        </w:tabs>
+        <w:ind w:left="3600" w:hanging="360"/>
+      </w:pPr>
+      <w:rPr>
+        <w:rFonts w:ascii="Wingdings" w:hAnsi="Wingdings" w:hint="default"/>
+        <w:sz w:val="20"/>
+      </w:rPr>
+    </w:lvl>
+    <w:lvl w:ilvl="5" w:tentative="1">
+      <w:start w:val="1"/>
+      <w:numFmt w:val="bullet"/>
+      <w:lvlText w:val=""/>
+      <w:lvlJc w:val="left"/>
+      <w:pPr>
+        <w:tabs>
+          <w:tab w:val="num" w:pos="4320"/>
+        </w:tabs>
+        <w:ind w:left="4320" w:hanging="360"/>
+      </w:pPr>
+      <w:rPr>
+        <w:rFonts w:ascii="Wingdings" w:hAnsi="Wingdings" w:hint="default"/>
+        <w:sz w:val="20"/>
+      </w:rPr>
+    </w:lvl>
+    <w:lvl w:ilvl="6" w:tentative="1">
+      <w:start w:val="1"/>
+      <w:numFmt w:val="bullet"/>
+      <w:lvlText w:val=""/>
+      <w:lvlJc w:val="left"/>
+      <w:pPr>
+        <w:tabs>
+          <w:tab w:val="num" w:pos="5040"/>
+        </w:tabs>
+        <w:ind w:left="5040" w:hanging="360"/>
+      </w:pPr>
+      <w:rPr>
+        <w:rFonts w:ascii="Wingdings" w:hAnsi="Wingdings" w:hint="default"/>
+        <w:sz w:val="20"/>
+      </w:rPr>
+    </w:lvl>
+    <w:lvl w:ilvl="7" w:tentative="1">
+      <w:start w:val="1"/>
+      <w:numFmt w:val="bullet"/>
+      <w:lvlText w:val=""/>
+      <w:lvlJc w:val="left"/>
+      <w:pPr>
+        <w:tabs>
+          <w:tab w:val="num" w:pos="5760"/>
+        </w:tabs>
+        <w:ind w:left="5760" w:hanging="360"/>
+      </w:pPr>
+      <w:rPr>
+        <w:rFonts w:ascii="Wingdings" w:hAnsi="Wingdings" w:hint="default"/>
+        <w:sz w:val="20"/>
+      </w:rPr>
+    </w:lvl>
+    <w:lvl w:ilvl="8" w:tentative="1">
+      <w:start w:val="1"/>
+      <w:numFmt w:val="bullet"/>
+      <w:lvlText w:val=""/>
+      <w:lvlJc w:val="left"/>
+      <w:pPr>
+        <w:tabs>
+          <w:tab w:val="num" w:pos="6480"/>
+        </w:tabs>
+        <w:ind w:left="6480" w:hanging="360"/>
+      </w:pPr>
+      <w:rPr>
+        <w:rFonts w:ascii="Wingdings" w:hAnsi="Wingdings" w:hint="default"/>
+        <w:sz w:val="20"/>
+      </w:rPr>
+    </w:lvl>
+  </w:abstractNum>
+  <w:abstractNum w:abstractNumId="3" w15:restartNumberingAfterBreak="0">
     <w:nsid w:val="3D133C73"/>
     <w:multiLevelType w:val="multilevel"/>
     <w:tmpl w:val="B338E092"/>
@@ -5261,7 +6298,7 @@
       </w:rPr>
     </w:lvl>
   </w:abstractNum>
-  <w:abstractNum w:abstractNumId="3" w15:restartNumberingAfterBreak="0">
+  <w:abstractNum w:abstractNumId="4" w15:restartNumberingAfterBreak="0">
     <w:nsid w:val="5535141C"/>
     <w:multiLevelType w:val="multilevel"/>
     <w:tmpl w:val="47EA5D7A"/>
@@ -5374,7 +6411,7 @@
       </w:pPr>
     </w:lvl>
   </w:abstractNum>
-  <w:abstractNum w:abstractNumId="4" w15:restartNumberingAfterBreak="0">
+  <w:abstractNum w:abstractNumId="5" w15:restartNumberingAfterBreak="0">
     <w:nsid w:val="6EA614A1"/>
     <w:multiLevelType w:val="multilevel"/>
     <w:tmpl w:val="0DFA7C30"/>
@@ -5523,7 +6560,7 @@
       </w:rPr>
     </w:lvl>
   </w:abstractNum>
-  <w:abstractNum w:abstractNumId="5" w15:restartNumberingAfterBreak="0">
+  <w:abstractNum w:abstractNumId="6" w15:restartNumberingAfterBreak="0">
     <w:nsid w:val="79E05096"/>
     <w:multiLevelType w:val="multilevel"/>
     <w:tmpl w:val="ADAE6B7A"/>
@@ -5673,21 +6710,24 @@
     </w:lvl>
   </w:abstractNum>
   <w:num w:numId="1" w16cid:durableId="1366784308">
-    <w:abstractNumId w:val="5"/>
+    <w:abstractNumId w:val="6"/>
   </w:num>
   <w:num w:numId="2" w16cid:durableId="253170238">
     <w:abstractNumId w:val="1"/>
   </w:num>
   <w:num w:numId="3" w16cid:durableId="1190415741">
-    <w:abstractNumId w:val="3"/>
+    <w:abstractNumId w:val="4"/>
   </w:num>
   <w:num w:numId="4" w16cid:durableId="198903813">
     <w:abstractNumId w:val="0"/>
   </w:num>
   <w:num w:numId="5" w16cid:durableId="1541237145">
-    <w:abstractNumId w:val="4"/>
+    <w:abstractNumId w:val="5"/>
   </w:num>
   <w:num w:numId="6" w16cid:durableId="1858155159">
+    <w:abstractNumId w:val="3"/>
+  </w:num>
+  <w:num w:numId="7" w16cid:durableId="1636594750">
     <w:abstractNumId w:val="2"/>
   </w:num>
 </w:numbering>
@@ -6091,7 +7131,7 @@
   <w:style w:type="paragraph" w:default="1" w:styleId="Normal">
     <w:name w:val="Normal"/>
     <w:qFormat/>
-    <w:rsid w:val="00D66651"/>
+    <w:rsid w:val="0068363A"/>
   </w:style>
   <w:style w:type="paragraph" w:styleId="Heading4">
     <w:name w:val="heading 4"/>
@@ -6119,7 +7159,6 @@
   <w:style w:type="character" w:default="1" w:styleId="DefaultParagraphFont">
     <w:name w:val="Default Paragraph Font"/>
     <w:uiPriority w:val="1"/>
-    <w:semiHidden/>
     <w:unhideWhenUsed/>
   </w:style>
   <w:style w:type="table" w:default="1" w:styleId="TableNormal">
@@ -7664,6 +8703,17 @@
       <w:i/>
       <w:iCs/>
       <w:color w:val="2E74B5" w:themeColor="accent1" w:themeShade="BF"/>
+    </w:rPr>
+  </w:style>
+  <w:style w:type="character" w:styleId="Strong">
+    <w:name w:val="Strong"/>
+    <w:basedOn w:val="DefaultParagraphFont"/>
+    <w:uiPriority w:val="22"/>
+    <w:qFormat/>
+    <w:rsid w:val="0068363A"/>
+    <w:rPr>
+      <w:b/>
+      <w:bCs/>
     </w:rPr>
   </w:style>
 </w:styles>
